--- a/downloads/teacher/05 Materials/Unit 01/Handouts/Handout 01.20 - Fallback Station Cards.docx
+++ b/downloads/teacher/05 Materials/Unit 01/Handouts/Handout 01.20 - Fallback Station Cards.docx
@@ -25,22 +25,7 @@
         <w:pStyle w:val="BodyText"/>
       </w:pPr>
       <w:r>
-        <w:t xml:space="preserve">Prices are realistic Long Island supermarket prices for September 2026. Every price is marked</w:t>
-      </w:r>
-      <w:r>
-        <w:t xml:space="preserve"> </w:t>
-      </w:r>
-      <w:r>
-        <w:rPr>
-          <w:rStyle w:val="TeacherNote"/>
-        </w:rPr>
-        <w:t xml:space="preserve">[update from this week’s circular].</w:t>
-      </w:r>
-      <w:r>
-        <w:t xml:space="preserve"> </w:t>
-      </w:r>
-      <w:r>
-        <w:t xml:space="preserve">Store brand wherever one exists.</w:t>
+        <w:t xml:space="preserve">Prices are realistic Long Island supermarket prices for September 2026. Every price is to be refreshed from the current circular before teaching. Store brand wherever one exists.</w:t>
       </w:r>
     </w:p>
     <w:p>
@@ -86,25 +71,25 @@
       <w:pPr>
         <w:pStyle w:val="Heading3"/>
       </w:pPr>
-      <w:bookmarkStart w:id="22" w:name="ingredients-and-cost"/>
-      <w:r>
-        <w:t xml:space="preserve">1. Ingredients and cost</w:t>
+      <w:bookmarkStart w:id="22" w:name="ingredients-and-cost-card-1"/>
+      <w:r>
+        <w:t xml:space="preserve">1. Ingredients and cost (Card 1)</w:t>
       </w:r>
       <w:bookmarkEnd w:id="22"/>
     </w:p>
     <w:tbl>
       <w:tblPr>
         <w:tblStyle w:val="Table"/>
-        <w:tblW w:type="pct" w:w="4999.999999999999"/>
+        <w:tblW w:type="pct" w:w="5000"/>
         <w:tblLook w:firstRow="1"/>
       </w:tblPr>
       <w:tblGrid>
-        <w:gridCol w:w="1320"/>
-        <w:gridCol w:w="1320"/>
-        <w:gridCol w:w="1320"/>
-        <w:gridCol w:w="1320"/>
-        <w:gridCol w:w="1320"/>
-        <w:gridCol w:w="1320"/>
+        <w:gridCol w:w="1560"/>
+        <w:gridCol w:w="1560"/>
+        <w:gridCol w:w="1560"/>
+        <w:gridCol w:w="1560"/>
+        <w:gridCol w:w="1560"/>
+        <w:gridCol w:w="1560"/>
       </w:tblGrid>
       <w:tr>
         <w:trPr>
@@ -112,6 +97,7 @@
         </w:trPr>
         <w:tc>
           <w:tcPr>
+            <w:tcW w:type="dxa" w:w="1560"/>
             <w:tcBorders>
               <w:bottom w:val="single"/>
             </w:tcBorders>
@@ -129,6 +115,7 @@
         </w:tc>
         <w:tc>
           <w:tcPr>
+            <w:tcW w:type="dxa" w:w="1560"/>
             <w:tcBorders>
               <w:bottom w:val="single"/>
             </w:tcBorders>
@@ -146,6 +133,7 @@
         </w:tc>
         <w:tc>
           <w:tcPr>
+            <w:tcW w:type="dxa" w:w="1560"/>
             <w:tcBorders>
               <w:bottom w:val="single"/>
             </w:tcBorders>
@@ -163,6 +151,7 @@
         </w:tc>
         <w:tc>
           <w:tcPr>
+            <w:tcW w:type="dxa" w:w="1560"/>
             <w:tcBorders>
               <w:bottom w:val="single"/>
             </w:tcBorders>
@@ -180,6 +169,7 @@
         </w:tc>
         <w:tc>
           <w:tcPr>
+            <w:tcW w:type="dxa" w:w="1560"/>
             <w:tcBorders>
               <w:bottom w:val="single"/>
             </w:tcBorders>
@@ -197,6 +187,7 @@
         </w:tc>
         <w:tc>
           <w:tcPr>
+            <w:tcW w:type="dxa" w:w="1560"/>
             <w:tcBorders>
               <w:bottom w:val="single"/>
             </w:tcBorders>
@@ -215,6 +206,9 @@
       </w:tr>
       <w:tr>
         <w:tc>
+          <w:tcPr>
+            <w:tcW w:type="dxa" w:w="1560"/>
+          </w:tcPr>
           <w:p>
             <w:pPr>
               <w:pStyle w:val="Compact"/>
@@ -223,18 +217,12 @@
             <w:r>
               <w:t xml:space="preserve">Store-brand instant white rice</w:t>
             </w:r>
-            <w:r>
-              <w:t xml:space="preserve"> </w:t>
-            </w:r>
-            <w:r>
-              <w:rPr>
-                <w:rStyle w:val="TeacherNote"/>
-              </w:rPr>
-              <w:t xml:space="preserve">[update from this week’s circular]</w:t>
-            </w:r>
-          </w:p>
-        </w:tc>
-        <w:tc>
+          </w:p>
+        </w:tc>
+        <w:tc>
+          <w:tcPr>
+            <w:tcW w:type="dxa" w:w="1560"/>
+          </w:tcPr>
           <w:p>
             <w:pPr>
               <w:pStyle w:val="Compact"/>
@@ -246,6 +234,9 @@
           </w:p>
         </w:tc>
         <w:tc>
+          <w:tcPr>
+            <w:tcW w:type="dxa" w:w="1560"/>
+          </w:tcPr>
           <w:p>
             <w:pPr>
               <w:pStyle w:val="Compact"/>
@@ -257,6 +248,9 @@
           </w:p>
         </w:tc>
         <w:tc>
+          <w:tcPr>
+            <w:tcW w:type="dxa" w:w="1560"/>
+          </w:tcPr>
           <w:p>
             <w:pPr>
               <w:pStyle w:val="Compact"/>
@@ -268,6 +262,9 @@
           </w:p>
         </w:tc>
         <w:tc>
+          <w:tcPr>
+            <w:tcW w:type="dxa" w:w="1560"/>
+          </w:tcPr>
           <w:p>
             <w:pPr>
               <w:pStyle w:val="Compact"/>
@@ -279,6 +276,9 @@
           </w:p>
         </w:tc>
         <w:tc>
+          <w:tcPr>
+            <w:tcW w:type="dxa" w:w="1560"/>
+          </w:tcPr>
           <w:p>
             <w:pPr>
               <w:pStyle w:val="Compact"/>
@@ -292,6 +292,9 @@
       </w:tr>
       <w:tr>
         <w:tc>
+          <w:tcPr>
+            <w:tcW w:type="dxa" w:w="1560"/>
+          </w:tcPr>
           <w:p>
             <w:pPr>
               <w:pStyle w:val="Compact"/>
@@ -300,18 +303,12 @@
             <w:r>
               <w:t xml:space="preserve">Store-brand black beans</w:t>
             </w:r>
-            <w:r>
-              <w:t xml:space="preserve"> </w:t>
-            </w:r>
-            <w:r>
-              <w:rPr>
-                <w:rStyle w:val="TeacherNote"/>
-              </w:rPr>
-              <w:t xml:space="preserve">[update from this week’s circular]</w:t>
-            </w:r>
-          </w:p>
-        </w:tc>
-        <w:tc>
+          </w:p>
+        </w:tc>
+        <w:tc>
+          <w:tcPr>
+            <w:tcW w:type="dxa" w:w="1560"/>
+          </w:tcPr>
           <w:p>
             <w:pPr>
               <w:pStyle w:val="Compact"/>
@@ -323,6 +320,9 @@
           </w:p>
         </w:tc>
         <w:tc>
+          <w:tcPr>
+            <w:tcW w:type="dxa" w:w="1560"/>
+          </w:tcPr>
           <w:p>
             <w:pPr>
               <w:pStyle w:val="Compact"/>
@@ -334,6 +334,9 @@
           </w:p>
         </w:tc>
         <w:tc>
+          <w:tcPr>
+            <w:tcW w:type="dxa" w:w="1560"/>
+          </w:tcPr>
           <w:p>
             <w:pPr>
               <w:pStyle w:val="Compact"/>
@@ -345,6 +348,9 @@
           </w:p>
         </w:tc>
         <w:tc>
+          <w:tcPr>
+            <w:tcW w:type="dxa" w:w="1560"/>
+          </w:tcPr>
           <w:p>
             <w:pPr>
               <w:pStyle w:val="Compact"/>
@@ -356,6 +362,9 @@
           </w:p>
         </w:tc>
         <w:tc>
+          <w:tcPr>
+            <w:tcW w:type="dxa" w:w="1560"/>
+          </w:tcPr>
           <w:p>
             <w:pPr>
               <w:pStyle w:val="Compact"/>
@@ -369,6 +378,9 @@
       </w:tr>
       <w:tr>
         <w:tc>
+          <w:tcPr>
+            <w:tcW w:type="dxa" w:w="1560"/>
+          </w:tcPr>
           <w:p>
             <w:pPr>
               <w:pStyle w:val="Compact"/>
@@ -377,18 +389,12 @@
             <w:r>
               <w:t xml:space="preserve">Store-brand salsa</w:t>
             </w:r>
-            <w:r>
-              <w:t xml:space="preserve"> </w:t>
-            </w:r>
-            <w:r>
-              <w:rPr>
-                <w:rStyle w:val="TeacherNote"/>
-              </w:rPr>
-              <w:t xml:space="preserve">[update from this week’s circular]</w:t>
-            </w:r>
-          </w:p>
-        </w:tc>
-        <w:tc>
+          </w:p>
+        </w:tc>
+        <w:tc>
+          <w:tcPr>
+            <w:tcW w:type="dxa" w:w="1560"/>
+          </w:tcPr>
           <w:p>
             <w:pPr>
               <w:pStyle w:val="Compact"/>
@@ -400,6 +406,9 @@
           </w:p>
         </w:tc>
         <w:tc>
+          <w:tcPr>
+            <w:tcW w:type="dxa" w:w="1560"/>
+          </w:tcPr>
           <w:p>
             <w:pPr>
               <w:pStyle w:val="Compact"/>
@@ -411,6 +420,9 @@
           </w:p>
         </w:tc>
         <w:tc>
+          <w:tcPr>
+            <w:tcW w:type="dxa" w:w="1560"/>
+          </w:tcPr>
           <w:p>
             <w:pPr>
               <w:pStyle w:val="Compact"/>
@@ -422,6 +434,9 @@
           </w:p>
         </w:tc>
         <w:tc>
+          <w:tcPr>
+            <w:tcW w:type="dxa" w:w="1560"/>
+          </w:tcPr>
           <w:p>
             <w:pPr>
               <w:pStyle w:val="Compact"/>
@@ -433,6 +448,9 @@
           </w:p>
         </w:tc>
         <w:tc>
+          <w:tcPr>
+            <w:tcW w:type="dxa" w:w="1560"/>
+          </w:tcPr>
           <w:p>
             <w:pPr>
               <w:pStyle w:val="Compact"/>
@@ -446,6 +464,9 @@
       </w:tr>
       <w:tr>
         <w:tc>
+          <w:tcPr>
+            <w:tcW w:type="dxa" w:w="1560"/>
+          </w:tcPr>
           <w:p>
             <w:pPr>
               <w:pStyle w:val="Compact"/>
@@ -454,18 +475,12 @@
             <w:r>
               <w:t xml:space="preserve">Store-brand shredded Mexican cheese</w:t>
             </w:r>
-            <w:r>
-              <w:t xml:space="preserve"> </w:t>
-            </w:r>
-            <w:r>
-              <w:rPr>
-                <w:rStyle w:val="TeacherNote"/>
-              </w:rPr>
-              <w:t xml:space="preserve">[update from this week’s circular]</w:t>
-            </w:r>
-          </w:p>
-        </w:tc>
-        <w:tc>
+          </w:p>
+        </w:tc>
+        <w:tc>
+          <w:tcPr>
+            <w:tcW w:type="dxa" w:w="1560"/>
+          </w:tcPr>
           <w:p>
             <w:pPr>
               <w:pStyle w:val="Compact"/>
@@ -477,6 +492,9 @@
           </w:p>
         </w:tc>
         <w:tc>
+          <w:tcPr>
+            <w:tcW w:type="dxa" w:w="1560"/>
+          </w:tcPr>
           <w:p>
             <w:pPr>
               <w:pStyle w:val="Compact"/>
@@ -488,6 +506,9 @@
           </w:p>
         </w:tc>
         <w:tc>
+          <w:tcPr>
+            <w:tcW w:type="dxa" w:w="1560"/>
+          </w:tcPr>
           <w:p>
             <w:pPr>
               <w:pStyle w:val="Compact"/>
@@ -499,6 +520,9 @@
           </w:p>
         </w:tc>
         <w:tc>
+          <w:tcPr>
+            <w:tcW w:type="dxa" w:w="1560"/>
+          </w:tcPr>
           <w:p>
             <w:pPr>
               <w:pStyle w:val="Compact"/>
@@ -510,6 +534,9 @@
           </w:p>
         </w:tc>
         <w:tc>
+          <w:tcPr>
+            <w:tcW w:type="dxa" w:w="1560"/>
+          </w:tcPr>
           <w:p>
             <w:pPr>
               <w:pStyle w:val="Compact"/>
@@ -523,6 +550,9 @@
       </w:tr>
       <w:tr>
         <w:tc>
+          <w:tcPr>
+            <w:tcW w:type="dxa" w:w="1560"/>
+          </w:tcPr>
           <w:p>
             <w:pPr>
               <w:pStyle w:val="Compact"/>
@@ -531,18 +561,12 @@
             <w:r>
               <w:t xml:space="preserve">Frozen corn</w:t>
             </w:r>
-            <w:r>
-              <w:t xml:space="preserve"> </w:t>
-            </w:r>
-            <w:r>
-              <w:rPr>
-                <w:rStyle w:val="TeacherNote"/>
-              </w:rPr>
-              <w:t xml:space="preserve">[update from this week’s circular]</w:t>
-            </w:r>
-          </w:p>
-        </w:tc>
-        <w:tc>
+          </w:p>
+        </w:tc>
+        <w:tc>
+          <w:tcPr>
+            <w:tcW w:type="dxa" w:w="1560"/>
+          </w:tcPr>
           <w:p>
             <w:pPr>
               <w:pStyle w:val="Compact"/>
@@ -554,6 +578,9 @@
           </w:p>
         </w:tc>
         <w:tc>
+          <w:tcPr>
+            <w:tcW w:type="dxa" w:w="1560"/>
+          </w:tcPr>
           <w:p>
             <w:pPr>
               <w:pStyle w:val="Compact"/>
@@ -565,6 +592,9 @@
           </w:p>
         </w:tc>
         <w:tc>
+          <w:tcPr>
+            <w:tcW w:type="dxa" w:w="1560"/>
+          </w:tcPr>
           <w:p>
             <w:pPr>
               <w:pStyle w:val="Compact"/>
@@ -576,6 +606,9 @@
           </w:p>
         </w:tc>
         <w:tc>
+          <w:tcPr>
+            <w:tcW w:type="dxa" w:w="1560"/>
+          </w:tcPr>
           <w:p>
             <w:pPr>
               <w:pStyle w:val="Compact"/>
@@ -587,6 +620,9 @@
           </w:p>
         </w:tc>
         <w:tc>
+          <w:tcPr>
+            <w:tcW w:type="dxa" w:w="1560"/>
+          </w:tcPr>
           <w:p>
             <w:pPr>
               <w:pStyle w:val="Compact"/>
@@ -600,6 +636,9 @@
       </w:tr>
       <w:tr>
         <w:tc>
+          <w:tcPr>
+            <w:tcW w:type="dxa" w:w="1560"/>
+          </w:tcPr>
           <w:p>
             <w:pPr>
               <w:pStyle w:val="Compact"/>
@@ -608,18 +647,12 @@
             <w:r>
               <w:t xml:space="preserve">Sour cream</w:t>
             </w:r>
-            <w:r>
-              <w:t xml:space="preserve"> </w:t>
-            </w:r>
-            <w:r>
-              <w:rPr>
-                <w:rStyle w:val="TeacherNote"/>
-              </w:rPr>
-              <w:t xml:space="preserve">[update from this week’s circular]</w:t>
-            </w:r>
-          </w:p>
-        </w:tc>
-        <w:tc>
+          </w:p>
+        </w:tc>
+        <w:tc>
+          <w:tcPr>
+            <w:tcW w:type="dxa" w:w="1560"/>
+          </w:tcPr>
           <w:p>
             <w:pPr>
               <w:pStyle w:val="Compact"/>
@@ -631,6 +664,9 @@
           </w:p>
         </w:tc>
         <w:tc>
+          <w:tcPr>
+            <w:tcW w:type="dxa" w:w="1560"/>
+          </w:tcPr>
           <w:p>
             <w:pPr>
               <w:pStyle w:val="Compact"/>
@@ -642,6 +678,9 @@
           </w:p>
         </w:tc>
         <w:tc>
+          <w:tcPr>
+            <w:tcW w:type="dxa" w:w="1560"/>
+          </w:tcPr>
           <w:p>
             <w:pPr>
               <w:pStyle w:val="Compact"/>
@@ -653,6 +692,9 @@
           </w:p>
         </w:tc>
         <w:tc>
+          <w:tcPr>
+            <w:tcW w:type="dxa" w:w="1560"/>
+          </w:tcPr>
           <w:p>
             <w:pPr>
               <w:pStyle w:val="Compact"/>
@@ -664,6 +706,9 @@
           </w:p>
         </w:tc>
         <w:tc>
+          <w:tcPr>
+            <w:tcW w:type="dxa" w:w="1560"/>
+          </w:tcPr>
           <w:p>
             <w:pPr>
               <w:pStyle w:val="Compact"/>
@@ -677,6 +722,9 @@
       </w:tr>
       <w:tr>
         <w:tc>
+          <w:tcPr>
+            <w:tcW w:type="dxa" w:w="1560"/>
+          </w:tcPr>
           <w:p>
             <w:pPr>
               <w:pStyle w:val="Compact"/>
@@ -688,9 +736,15 @@
           </w:p>
         </w:tc>
         <w:tc>
+          <w:tcPr>
+            <w:tcW w:type="dxa" w:w="1560"/>
+          </w:tcPr>
           <w:p/>
         </w:tc>
         <w:tc>
+          <w:tcPr>
+            <w:tcW w:type="dxa" w:w="1560"/>
+          </w:tcPr>
           <w:p>
             <w:pPr>
               <w:pStyle w:val="Compact"/>
@@ -702,6 +756,9 @@
           </w:p>
         </w:tc>
         <w:tc>
+          <w:tcPr>
+            <w:tcW w:type="dxa" w:w="1560"/>
+          </w:tcPr>
           <w:p>
             <w:pPr>
               <w:pStyle w:val="Compact"/>
@@ -713,9 +770,15 @@
           </w:p>
         </w:tc>
         <w:tc>
+          <w:tcPr>
+            <w:tcW w:type="dxa" w:w="1560"/>
+          </w:tcPr>
           <w:p/>
         </w:tc>
         <w:tc>
+          <w:tcPr>
+            <w:tcW w:type="dxa" w:w="1560"/>
+          </w:tcPr>
           <w:p>
             <w:pPr>
               <w:pStyle w:val="Compact"/>
@@ -749,9 +812,9 @@
       <w:pPr>
         <w:pStyle w:val="Heading3"/>
       </w:pPr>
-      <w:bookmarkStart w:id="23" w:name="the-rooms-rules"/>
-      <w:r>
-        <w:t xml:space="preserve">2. The room’s rules</w:t>
+      <w:bookmarkStart w:id="23" w:name="the-rooms-rules-card-1"/>
+      <w:r>
+        <w:t xml:space="preserve">2. The room’s rules (Card 1)</w:t>
       </w:r>
       <w:bookmarkEnd w:id="23"/>
     </w:p>
@@ -767,9 +830,9 @@
       <w:pPr>
         <w:pStyle w:val="Heading3"/>
       </w:pPr>
-      <w:bookmarkStart w:id="24" w:name="steps"/>
-      <w:r>
-        <w:t xml:space="preserve">3. Steps</w:t>
+      <w:bookmarkStart w:id="24" w:name="steps-card-1"/>
+      <w:r>
+        <w:t xml:space="preserve">3. Steps (Card 1)</w:t>
       </w:r>
       <w:bookmarkEnd w:id="24"/>
     </w:p>
@@ -897,9 +960,9 @@
       <w:pPr>
         <w:pStyle w:val="Heading3"/>
       </w:pPr>
-      <w:bookmarkStart w:id="25" w:name="roles"/>
-      <w:r>
-        <w:t xml:space="preserve">4. Roles</w:t>
+      <w:bookmarkStart w:id="25" w:name="roles-card-1"/>
+      <w:r>
+        <w:t xml:space="preserve">4. Roles (Card 1)</w:t>
       </w:r>
       <w:bookmarkEnd w:id="25"/>
     </w:p>
@@ -915,9 +978,9 @@
       <w:pPr>
         <w:pStyle w:val="Heading3"/>
       </w:pPr>
-      <w:bookmarkStart w:id="26" w:name="flowchart"/>
-      <w:r>
-        <w:t xml:space="preserve">5. Flowchart</w:t>
+      <w:bookmarkStart w:id="26" w:name="flowchart-card-1"/>
+      <w:r>
+        <w:t xml:space="preserve">5. Flowchart (Card 1)</w:t>
       </w:r>
       <w:bookmarkEnd w:id="26"/>
     </w:p>
@@ -1144,9 +1207,9 @@
       <w:pPr>
         <w:pStyle w:val="Heading3"/>
       </w:pPr>
-      <w:bookmarkStart w:id="27" w:name="safety-reminders"/>
-      <w:r>
-        <w:t xml:space="preserve">6. Safety reminders</w:t>
+      <w:bookmarkStart w:id="27" w:name="safety-reminders-card-1"/>
+      <w:r>
+        <w:t xml:space="preserve">6. Safety reminders (Card 1)</w:t>
       </w:r>
       <w:bookmarkEnd w:id="27"/>
     </w:p>
@@ -1190,9 +1253,9 @@
       <w:pPr>
         <w:pStyle w:val="Heading3"/>
       </w:pPr>
-      <w:bookmarkStart w:id="28" w:name="what-does-done-look-like"/>
-      <w:r>
-        <w:t xml:space="preserve">7. What does done look like?</w:t>
+      <w:bookmarkStart w:id="28" w:name="what-does-done-look-like-card-1"/>
+      <w:r>
+        <w:t xml:space="preserve">7. What does done look like? (Card 1)</w:t>
       </w:r>
       <w:bookmarkEnd w:id="28"/>
     </w:p>
@@ -1239,25 +1302,25 @@
       <w:pPr>
         <w:pStyle w:val="Heading3"/>
       </w:pPr>
-      <w:bookmarkStart w:id="30" w:name="ingredients-and-cost-1"/>
-      <w:r>
-        <w:t xml:space="preserve">1. Ingredients and cost</w:t>
+      <w:bookmarkStart w:id="30" w:name="ingredients-and-cost-card-2"/>
+      <w:r>
+        <w:t xml:space="preserve">1. Ingredients and cost (Card 2)</w:t>
       </w:r>
       <w:bookmarkEnd w:id="30"/>
     </w:p>
     <w:tbl>
       <w:tblPr>
         <w:tblStyle w:val="Table"/>
-        <w:tblW w:type="pct" w:w="4999.999999999999"/>
+        <w:tblW w:type="pct" w:w="5000"/>
         <w:tblLook w:firstRow="1"/>
       </w:tblPr>
       <w:tblGrid>
-        <w:gridCol w:w="1320"/>
-        <w:gridCol w:w="1320"/>
-        <w:gridCol w:w="1320"/>
-        <w:gridCol w:w="1320"/>
-        <w:gridCol w:w="1320"/>
-        <w:gridCol w:w="1320"/>
+        <w:gridCol w:w="1560"/>
+        <w:gridCol w:w="1560"/>
+        <w:gridCol w:w="1560"/>
+        <w:gridCol w:w="1560"/>
+        <w:gridCol w:w="1560"/>
+        <w:gridCol w:w="1560"/>
       </w:tblGrid>
       <w:tr>
         <w:trPr>
@@ -1265,6 +1328,7 @@
         </w:trPr>
         <w:tc>
           <w:tcPr>
+            <w:tcW w:type="dxa" w:w="1560"/>
             <w:tcBorders>
               <w:bottom w:val="single"/>
             </w:tcBorders>
@@ -1282,6 +1346,7 @@
         </w:tc>
         <w:tc>
           <w:tcPr>
+            <w:tcW w:type="dxa" w:w="1560"/>
             <w:tcBorders>
               <w:bottom w:val="single"/>
             </w:tcBorders>
@@ -1299,6 +1364,7 @@
         </w:tc>
         <w:tc>
           <w:tcPr>
+            <w:tcW w:type="dxa" w:w="1560"/>
             <w:tcBorders>
               <w:bottom w:val="single"/>
             </w:tcBorders>
@@ -1316,6 +1382,7 @@
         </w:tc>
         <w:tc>
           <w:tcPr>
+            <w:tcW w:type="dxa" w:w="1560"/>
             <w:tcBorders>
               <w:bottom w:val="single"/>
             </w:tcBorders>
@@ -1333,6 +1400,7 @@
         </w:tc>
         <w:tc>
           <w:tcPr>
+            <w:tcW w:type="dxa" w:w="1560"/>
             <w:tcBorders>
               <w:bottom w:val="single"/>
             </w:tcBorders>
@@ -1350,6 +1418,7 @@
         </w:tc>
         <w:tc>
           <w:tcPr>
+            <w:tcW w:type="dxa" w:w="1560"/>
             <w:tcBorders>
               <w:bottom w:val="single"/>
             </w:tcBorders>
@@ -1368,6 +1437,9 @@
       </w:tr>
       <w:tr>
         <w:tc>
+          <w:tcPr>
+            <w:tcW w:type="dxa" w:w="1560"/>
+          </w:tcPr>
           <w:p>
             <w:pPr>
               <w:pStyle w:val="Compact"/>
@@ -1376,18 +1448,12 @@
             <w:r>
               <w:t xml:space="preserve">Store-brand penne pasta</w:t>
             </w:r>
-            <w:r>
-              <w:t xml:space="preserve"> </w:t>
-            </w:r>
-            <w:r>
-              <w:rPr>
-                <w:rStyle w:val="TeacherNote"/>
-              </w:rPr>
-              <w:t xml:space="preserve">[update from this week’s circular]</w:t>
-            </w:r>
-          </w:p>
-        </w:tc>
-        <w:tc>
+          </w:p>
+        </w:tc>
+        <w:tc>
+          <w:tcPr>
+            <w:tcW w:type="dxa" w:w="1560"/>
+          </w:tcPr>
           <w:p>
             <w:pPr>
               <w:pStyle w:val="Compact"/>
@@ -1399,6 +1465,9 @@
           </w:p>
         </w:tc>
         <w:tc>
+          <w:tcPr>
+            <w:tcW w:type="dxa" w:w="1560"/>
+          </w:tcPr>
           <w:p>
             <w:pPr>
               <w:pStyle w:val="Compact"/>
@@ -1410,6 +1479,9 @@
           </w:p>
         </w:tc>
         <w:tc>
+          <w:tcPr>
+            <w:tcW w:type="dxa" w:w="1560"/>
+          </w:tcPr>
           <w:p>
             <w:pPr>
               <w:pStyle w:val="Compact"/>
@@ -1421,6 +1493,9 @@
           </w:p>
         </w:tc>
         <w:tc>
+          <w:tcPr>
+            <w:tcW w:type="dxa" w:w="1560"/>
+          </w:tcPr>
           <w:p>
             <w:pPr>
               <w:pStyle w:val="Compact"/>
@@ -1432,6 +1507,9 @@
           </w:p>
         </w:tc>
         <w:tc>
+          <w:tcPr>
+            <w:tcW w:type="dxa" w:w="1560"/>
+          </w:tcPr>
           <w:p>
             <w:pPr>
               <w:pStyle w:val="Compact"/>
@@ -1445,6 +1523,9 @@
       </w:tr>
       <w:tr>
         <w:tc>
+          <w:tcPr>
+            <w:tcW w:type="dxa" w:w="1560"/>
+          </w:tcPr>
           <w:p>
             <w:pPr>
               <w:pStyle w:val="Compact"/>
@@ -1453,18 +1534,12 @@
             <w:r>
               <w:t xml:space="preserve">Store-brand marinara sauce</w:t>
             </w:r>
-            <w:r>
-              <w:t xml:space="preserve"> </w:t>
-            </w:r>
-            <w:r>
-              <w:rPr>
-                <w:rStyle w:val="TeacherNote"/>
-              </w:rPr>
-              <w:t xml:space="preserve">[update from this week’s circular]</w:t>
-            </w:r>
-          </w:p>
-        </w:tc>
-        <w:tc>
+          </w:p>
+        </w:tc>
+        <w:tc>
+          <w:tcPr>
+            <w:tcW w:type="dxa" w:w="1560"/>
+          </w:tcPr>
           <w:p>
             <w:pPr>
               <w:pStyle w:val="Compact"/>
@@ -1476,6 +1551,9 @@
           </w:p>
         </w:tc>
         <w:tc>
+          <w:tcPr>
+            <w:tcW w:type="dxa" w:w="1560"/>
+          </w:tcPr>
           <w:p>
             <w:pPr>
               <w:pStyle w:val="Compact"/>
@@ -1487,6 +1565,9 @@
           </w:p>
         </w:tc>
         <w:tc>
+          <w:tcPr>
+            <w:tcW w:type="dxa" w:w="1560"/>
+          </w:tcPr>
           <w:p>
             <w:pPr>
               <w:pStyle w:val="Compact"/>
@@ -1498,6 +1579,9 @@
           </w:p>
         </w:tc>
         <w:tc>
+          <w:tcPr>
+            <w:tcW w:type="dxa" w:w="1560"/>
+          </w:tcPr>
           <w:p>
             <w:pPr>
               <w:pStyle w:val="Compact"/>
@@ -1509,6 +1593,9 @@
           </w:p>
         </w:tc>
         <w:tc>
+          <w:tcPr>
+            <w:tcW w:type="dxa" w:w="1560"/>
+          </w:tcPr>
           <w:p>
             <w:pPr>
               <w:pStyle w:val="Compact"/>
@@ -1522,6 +1609,9 @@
       </w:tr>
       <w:tr>
         <w:tc>
+          <w:tcPr>
+            <w:tcW w:type="dxa" w:w="1560"/>
+          </w:tcPr>
           <w:p>
             <w:pPr>
               <w:pStyle w:val="Compact"/>
@@ -1530,18 +1620,12 @@
             <w:r>
               <w:t xml:space="preserve">Frozen broccoli florets</w:t>
             </w:r>
-            <w:r>
-              <w:t xml:space="preserve"> </w:t>
-            </w:r>
-            <w:r>
-              <w:rPr>
-                <w:rStyle w:val="TeacherNote"/>
-              </w:rPr>
-              <w:t xml:space="preserve">[update from this week’s circular]</w:t>
-            </w:r>
-          </w:p>
-        </w:tc>
-        <w:tc>
+          </w:p>
+        </w:tc>
+        <w:tc>
+          <w:tcPr>
+            <w:tcW w:type="dxa" w:w="1560"/>
+          </w:tcPr>
           <w:p>
             <w:pPr>
               <w:pStyle w:val="Compact"/>
@@ -1553,6 +1637,9 @@
           </w:p>
         </w:tc>
         <w:tc>
+          <w:tcPr>
+            <w:tcW w:type="dxa" w:w="1560"/>
+          </w:tcPr>
           <w:p>
             <w:pPr>
               <w:pStyle w:val="Compact"/>
@@ -1564,6 +1651,9 @@
           </w:p>
         </w:tc>
         <w:tc>
+          <w:tcPr>
+            <w:tcW w:type="dxa" w:w="1560"/>
+          </w:tcPr>
           <w:p>
             <w:pPr>
               <w:pStyle w:val="Compact"/>
@@ -1575,6 +1665,9 @@
           </w:p>
         </w:tc>
         <w:tc>
+          <w:tcPr>
+            <w:tcW w:type="dxa" w:w="1560"/>
+          </w:tcPr>
           <w:p>
             <w:pPr>
               <w:pStyle w:val="Compact"/>
@@ -1586,6 +1679,9 @@
           </w:p>
         </w:tc>
         <w:tc>
+          <w:tcPr>
+            <w:tcW w:type="dxa" w:w="1560"/>
+          </w:tcPr>
           <w:p>
             <w:pPr>
               <w:pStyle w:val="Compact"/>
@@ -1599,6 +1695,9 @@
       </w:tr>
       <w:tr>
         <w:tc>
+          <w:tcPr>
+            <w:tcW w:type="dxa" w:w="1560"/>
+          </w:tcPr>
           <w:p>
             <w:pPr>
               <w:pStyle w:val="Compact"/>
@@ -1607,18 +1706,12 @@
             <w:r>
               <w:t xml:space="preserve">Store-brand shredded parmesan</w:t>
             </w:r>
-            <w:r>
-              <w:t xml:space="preserve"> </w:t>
-            </w:r>
-            <w:r>
-              <w:rPr>
-                <w:rStyle w:val="TeacherNote"/>
-              </w:rPr>
-              <w:t xml:space="preserve">[update from this week’s circular]</w:t>
-            </w:r>
-          </w:p>
-        </w:tc>
-        <w:tc>
+          </w:p>
+        </w:tc>
+        <w:tc>
+          <w:tcPr>
+            <w:tcW w:type="dxa" w:w="1560"/>
+          </w:tcPr>
           <w:p>
             <w:pPr>
               <w:pStyle w:val="Compact"/>
@@ -1630,6 +1723,9 @@
           </w:p>
         </w:tc>
         <w:tc>
+          <w:tcPr>
+            <w:tcW w:type="dxa" w:w="1560"/>
+          </w:tcPr>
           <w:p>
             <w:pPr>
               <w:pStyle w:val="Compact"/>
@@ -1641,6 +1737,9 @@
           </w:p>
         </w:tc>
         <w:tc>
+          <w:tcPr>
+            <w:tcW w:type="dxa" w:w="1560"/>
+          </w:tcPr>
           <w:p>
             <w:pPr>
               <w:pStyle w:val="Compact"/>
@@ -1652,6 +1751,9 @@
           </w:p>
         </w:tc>
         <w:tc>
+          <w:tcPr>
+            <w:tcW w:type="dxa" w:w="1560"/>
+          </w:tcPr>
           <w:p>
             <w:pPr>
               <w:pStyle w:val="Compact"/>
@@ -1663,6 +1765,9 @@
           </w:p>
         </w:tc>
         <w:tc>
+          <w:tcPr>
+            <w:tcW w:type="dxa" w:w="1560"/>
+          </w:tcPr>
           <w:p>
             <w:pPr>
               <w:pStyle w:val="Compact"/>
@@ -1676,6 +1781,9 @@
       </w:tr>
       <w:tr>
         <w:tc>
+          <w:tcPr>
+            <w:tcW w:type="dxa" w:w="1560"/>
+          </w:tcPr>
           <w:p>
             <w:pPr>
               <w:pStyle w:val="Compact"/>
@@ -1684,18 +1792,12 @@
             <w:r>
               <w:t xml:space="preserve">Italian bread</w:t>
             </w:r>
-            <w:r>
-              <w:t xml:space="preserve"> </w:t>
-            </w:r>
-            <w:r>
-              <w:rPr>
-                <w:rStyle w:val="TeacherNote"/>
-              </w:rPr>
-              <w:t xml:space="preserve">[update from this week’s circular]</w:t>
-            </w:r>
-          </w:p>
-        </w:tc>
-        <w:tc>
+          </w:p>
+        </w:tc>
+        <w:tc>
+          <w:tcPr>
+            <w:tcW w:type="dxa" w:w="1560"/>
+          </w:tcPr>
           <w:p>
             <w:pPr>
               <w:pStyle w:val="Compact"/>
@@ -1707,6 +1809,9 @@
           </w:p>
         </w:tc>
         <w:tc>
+          <w:tcPr>
+            <w:tcW w:type="dxa" w:w="1560"/>
+          </w:tcPr>
           <w:p>
             <w:pPr>
               <w:pStyle w:val="Compact"/>
@@ -1718,6 +1823,9 @@
           </w:p>
         </w:tc>
         <w:tc>
+          <w:tcPr>
+            <w:tcW w:type="dxa" w:w="1560"/>
+          </w:tcPr>
           <w:p>
             <w:pPr>
               <w:pStyle w:val="Compact"/>
@@ -1729,6 +1837,9 @@
           </w:p>
         </w:tc>
         <w:tc>
+          <w:tcPr>
+            <w:tcW w:type="dxa" w:w="1560"/>
+          </w:tcPr>
           <w:p>
             <w:pPr>
               <w:pStyle w:val="Compact"/>
@@ -1740,6 +1851,9 @@
           </w:p>
         </w:tc>
         <w:tc>
+          <w:tcPr>
+            <w:tcW w:type="dxa" w:w="1560"/>
+          </w:tcPr>
           <w:p>
             <w:pPr>
               <w:pStyle w:val="Compact"/>
@@ -1753,6 +1867,9 @@
       </w:tr>
       <w:tr>
         <w:tc>
+          <w:tcPr>
+            <w:tcW w:type="dxa" w:w="1560"/>
+          </w:tcPr>
           <w:p>
             <w:pPr>
               <w:pStyle w:val="Compact"/>
@@ -1764,9 +1881,15 @@
           </w:p>
         </w:tc>
         <w:tc>
+          <w:tcPr>
+            <w:tcW w:type="dxa" w:w="1560"/>
+          </w:tcPr>
           <w:p/>
         </w:tc>
         <w:tc>
+          <w:tcPr>
+            <w:tcW w:type="dxa" w:w="1560"/>
+          </w:tcPr>
           <w:p>
             <w:pPr>
               <w:pStyle w:val="Compact"/>
@@ -1778,6 +1901,9 @@
           </w:p>
         </w:tc>
         <w:tc>
+          <w:tcPr>
+            <w:tcW w:type="dxa" w:w="1560"/>
+          </w:tcPr>
           <w:p>
             <w:pPr>
               <w:pStyle w:val="Compact"/>
@@ -1789,9 +1915,15 @@
           </w:p>
         </w:tc>
         <w:tc>
+          <w:tcPr>
+            <w:tcW w:type="dxa" w:w="1560"/>
+          </w:tcPr>
           <w:p/>
         </w:tc>
         <w:tc>
+          <w:tcPr>
+            <w:tcW w:type="dxa" w:w="1560"/>
+          </w:tcPr>
           <w:p>
             <w:pPr>
               <w:pStyle w:val="Compact"/>
@@ -1825,9 +1957,9 @@
       <w:pPr>
         <w:pStyle w:val="Heading3"/>
       </w:pPr>
-      <w:bookmarkStart w:id="31" w:name="the-rooms-rules-1"/>
-      <w:r>
-        <w:t xml:space="preserve">2. The room’s rules</w:t>
+      <w:bookmarkStart w:id="31" w:name="the-rooms-rules-card-2"/>
+      <w:r>
+        <w:t xml:space="preserve">2. The room’s rules (Card 2)</w:t>
       </w:r>
       <w:bookmarkEnd w:id="31"/>
     </w:p>
@@ -1843,9 +1975,9 @@
       <w:pPr>
         <w:pStyle w:val="Heading3"/>
       </w:pPr>
-      <w:bookmarkStart w:id="32" w:name="steps-1"/>
-      <w:r>
-        <w:t xml:space="preserve">3. Steps</w:t>
+      <w:bookmarkStart w:id="32" w:name="steps-card-2"/>
+      <w:r>
+        <w:t xml:space="preserve">3. Steps (Card 2)</w:t>
       </w:r>
       <w:bookmarkEnd w:id="32"/>
     </w:p>
@@ -1973,9 +2105,9 @@
       <w:pPr>
         <w:pStyle w:val="Heading3"/>
       </w:pPr>
-      <w:bookmarkStart w:id="33" w:name="roles-1"/>
-      <w:r>
-        <w:t xml:space="preserve">4. Roles</w:t>
+      <w:bookmarkStart w:id="33" w:name="roles-card-2"/>
+      <w:r>
+        <w:t xml:space="preserve">4. Roles (Card 2)</w:t>
       </w:r>
       <w:bookmarkEnd w:id="33"/>
     </w:p>
@@ -1991,9 +2123,9 @@
       <w:pPr>
         <w:pStyle w:val="Heading3"/>
       </w:pPr>
-      <w:bookmarkStart w:id="34" w:name="flowchart-1"/>
-      <w:r>
-        <w:t xml:space="preserve">5. Flowchart</w:t>
+      <w:bookmarkStart w:id="34" w:name="flowchart-card-2"/>
+      <w:r>
+        <w:t xml:space="preserve">5. Flowchart (Card 2)</w:t>
       </w:r>
       <w:bookmarkEnd w:id="34"/>
     </w:p>
@@ -2220,9 +2352,9 @@
       <w:pPr>
         <w:pStyle w:val="Heading3"/>
       </w:pPr>
-      <w:bookmarkStart w:id="35" w:name="safety-reminders-1"/>
-      <w:r>
-        <w:t xml:space="preserve">6. Safety reminders</w:t>
+      <w:bookmarkStart w:id="35" w:name="safety-reminders-card-2"/>
+      <w:r>
+        <w:t xml:space="preserve">6. Safety reminders (Card 2)</w:t>
       </w:r>
       <w:bookmarkEnd w:id="35"/>
     </w:p>
@@ -2266,9 +2398,9 @@
       <w:pPr>
         <w:pStyle w:val="Heading3"/>
       </w:pPr>
-      <w:bookmarkStart w:id="36" w:name="what-does-done-look-like-1"/>
-      <w:r>
-        <w:t xml:space="preserve">7. What does done look like?</w:t>
+      <w:bookmarkStart w:id="36" w:name="what-does-done-look-like-card-2"/>
+      <w:r>
+        <w:t xml:space="preserve">7. What does done look like? (Card 2)</w:t>
       </w:r>
       <w:bookmarkEnd w:id="36"/>
     </w:p>
@@ -2315,25 +2447,25 @@
       <w:pPr>
         <w:pStyle w:val="Heading3"/>
       </w:pPr>
-      <w:bookmarkStart w:id="38" w:name="ingredients-and-cost-2"/>
-      <w:r>
-        <w:t xml:space="preserve">1. Ingredients and cost</w:t>
+      <w:bookmarkStart w:id="38" w:name="ingredients-and-cost-card-3"/>
+      <w:r>
+        <w:t xml:space="preserve">1. Ingredients and cost (Card 3)</w:t>
       </w:r>
       <w:bookmarkEnd w:id="38"/>
     </w:p>
     <w:tbl>
       <w:tblPr>
         <w:tblStyle w:val="Table"/>
-        <w:tblW w:type="pct" w:w="4999.999999999999"/>
+        <w:tblW w:type="pct" w:w="5000"/>
         <w:tblLook w:firstRow="1"/>
       </w:tblPr>
       <w:tblGrid>
-        <w:gridCol w:w="1320"/>
-        <w:gridCol w:w="1320"/>
-        <w:gridCol w:w="1320"/>
-        <w:gridCol w:w="1320"/>
-        <w:gridCol w:w="1320"/>
-        <w:gridCol w:w="1320"/>
+        <w:gridCol w:w="1560"/>
+        <w:gridCol w:w="1560"/>
+        <w:gridCol w:w="1560"/>
+        <w:gridCol w:w="1560"/>
+        <w:gridCol w:w="1560"/>
+        <w:gridCol w:w="1560"/>
       </w:tblGrid>
       <w:tr>
         <w:trPr>
@@ -2341,6 +2473,7 @@
         </w:trPr>
         <w:tc>
           <w:tcPr>
+            <w:tcW w:type="dxa" w:w="1560"/>
             <w:tcBorders>
               <w:bottom w:val="single"/>
             </w:tcBorders>
@@ -2358,6 +2491,7 @@
         </w:tc>
         <w:tc>
           <w:tcPr>
+            <w:tcW w:type="dxa" w:w="1560"/>
             <w:tcBorders>
               <w:bottom w:val="single"/>
             </w:tcBorders>
@@ -2375,6 +2509,7 @@
         </w:tc>
         <w:tc>
           <w:tcPr>
+            <w:tcW w:type="dxa" w:w="1560"/>
             <w:tcBorders>
               <w:bottom w:val="single"/>
             </w:tcBorders>
@@ -2392,6 +2527,7 @@
         </w:tc>
         <w:tc>
           <w:tcPr>
+            <w:tcW w:type="dxa" w:w="1560"/>
             <w:tcBorders>
               <w:bottom w:val="single"/>
             </w:tcBorders>
@@ -2409,6 +2545,7 @@
         </w:tc>
         <w:tc>
           <w:tcPr>
+            <w:tcW w:type="dxa" w:w="1560"/>
             <w:tcBorders>
               <w:bottom w:val="single"/>
             </w:tcBorders>
@@ -2426,6 +2563,7 @@
         </w:tc>
         <w:tc>
           <w:tcPr>
+            <w:tcW w:type="dxa" w:w="1560"/>
             <w:tcBorders>
               <w:bottom w:val="single"/>
             </w:tcBorders>
@@ -2444,6 +2582,9 @@
       </w:tr>
       <w:tr>
         <w:tc>
+          <w:tcPr>
+            <w:tcW w:type="dxa" w:w="1560"/>
+          </w:tcPr>
           <w:p>
             <w:pPr>
               <w:pStyle w:val="Compact"/>
@@ -2452,18 +2593,12 @@
             <w:r>
               <w:t xml:space="preserve">Fajita-size flour tortillas</w:t>
             </w:r>
-            <w:r>
-              <w:t xml:space="preserve"> </w:t>
-            </w:r>
-            <w:r>
-              <w:rPr>
-                <w:rStyle w:val="TeacherNote"/>
-              </w:rPr>
-              <w:t xml:space="preserve">[update from this week’s circular]</w:t>
-            </w:r>
-          </w:p>
-        </w:tc>
-        <w:tc>
+          </w:p>
+        </w:tc>
+        <w:tc>
+          <w:tcPr>
+            <w:tcW w:type="dxa" w:w="1560"/>
+          </w:tcPr>
           <w:p>
             <w:pPr>
               <w:pStyle w:val="Compact"/>
@@ -2475,6 +2610,9 @@
           </w:p>
         </w:tc>
         <w:tc>
+          <w:tcPr>
+            <w:tcW w:type="dxa" w:w="1560"/>
+          </w:tcPr>
           <w:p>
             <w:pPr>
               <w:pStyle w:val="Compact"/>
@@ -2486,6 +2624,9 @@
           </w:p>
         </w:tc>
         <w:tc>
+          <w:tcPr>
+            <w:tcW w:type="dxa" w:w="1560"/>
+          </w:tcPr>
           <w:p>
             <w:pPr>
               <w:pStyle w:val="Compact"/>
@@ -2497,6 +2638,9 @@
           </w:p>
         </w:tc>
         <w:tc>
+          <w:tcPr>
+            <w:tcW w:type="dxa" w:w="1560"/>
+          </w:tcPr>
           <w:p>
             <w:pPr>
               <w:pStyle w:val="Compact"/>
@@ -2508,6 +2652,9 @@
           </w:p>
         </w:tc>
         <w:tc>
+          <w:tcPr>
+            <w:tcW w:type="dxa" w:w="1560"/>
+          </w:tcPr>
           <w:p>
             <w:pPr>
               <w:pStyle w:val="Compact"/>
@@ -2521,6 +2668,9 @@
       </w:tr>
       <w:tr>
         <w:tc>
+          <w:tcPr>
+            <w:tcW w:type="dxa" w:w="1560"/>
+          </w:tcPr>
           <w:p>
             <w:pPr>
               <w:pStyle w:val="Compact"/>
@@ -2529,18 +2679,12 @@
             <w:r>
               <w:t xml:space="preserve">Deli half rotisserie chicken</w:t>
             </w:r>
-            <w:r>
-              <w:t xml:space="preserve"> </w:t>
-            </w:r>
-            <w:r>
-              <w:rPr>
-                <w:rStyle w:val="TeacherNote"/>
-              </w:rPr>
-              <w:t xml:space="preserve">[update from this week’s circular]</w:t>
-            </w:r>
-          </w:p>
-        </w:tc>
-        <w:tc>
+          </w:p>
+        </w:tc>
+        <w:tc>
+          <w:tcPr>
+            <w:tcW w:type="dxa" w:w="1560"/>
+          </w:tcPr>
           <w:p>
             <w:pPr>
               <w:pStyle w:val="Compact"/>
@@ -2552,6 +2696,9 @@
           </w:p>
         </w:tc>
         <w:tc>
+          <w:tcPr>
+            <w:tcW w:type="dxa" w:w="1560"/>
+          </w:tcPr>
           <w:p>
             <w:pPr>
               <w:pStyle w:val="Compact"/>
@@ -2563,6 +2710,9 @@
           </w:p>
         </w:tc>
         <w:tc>
+          <w:tcPr>
+            <w:tcW w:type="dxa" w:w="1560"/>
+          </w:tcPr>
           <w:p>
             <w:pPr>
               <w:pStyle w:val="Compact"/>
@@ -2574,6 +2724,9 @@
           </w:p>
         </w:tc>
         <w:tc>
+          <w:tcPr>
+            <w:tcW w:type="dxa" w:w="1560"/>
+          </w:tcPr>
           <w:p>
             <w:pPr>
               <w:pStyle w:val="Compact"/>
@@ -2585,6 +2738,9 @@
           </w:p>
         </w:tc>
         <w:tc>
+          <w:tcPr>
+            <w:tcW w:type="dxa" w:w="1560"/>
+          </w:tcPr>
           <w:p>
             <w:pPr>
               <w:pStyle w:val="Compact"/>
@@ -2598,6 +2754,9 @@
       </w:tr>
       <w:tr>
         <w:tc>
+          <w:tcPr>
+            <w:tcW w:type="dxa" w:w="1560"/>
+          </w:tcPr>
           <w:p>
             <w:pPr>
               <w:pStyle w:val="Compact"/>
@@ -2606,18 +2765,12 @@
             <w:r>
               <w:t xml:space="preserve">Store-brand shredded Mexican cheese</w:t>
             </w:r>
-            <w:r>
-              <w:t xml:space="preserve"> </w:t>
-            </w:r>
-            <w:r>
-              <w:rPr>
-                <w:rStyle w:val="TeacherNote"/>
-              </w:rPr>
-              <w:t xml:space="preserve">[update from this week’s circular]</w:t>
-            </w:r>
-          </w:p>
-        </w:tc>
-        <w:tc>
+          </w:p>
+        </w:tc>
+        <w:tc>
+          <w:tcPr>
+            <w:tcW w:type="dxa" w:w="1560"/>
+          </w:tcPr>
           <w:p>
             <w:pPr>
               <w:pStyle w:val="Compact"/>
@@ -2629,6 +2782,9 @@
           </w:p>
         </w:tc>
         <w:tc>
+          <w:tcPr>
+            <w:tcW w:type="dxa" w:w="1560"/>
+          </w:tcPr>
           <w:p>
             <w:pPr>
               <w:pStyle w:val="Compact"/>
@@ -2640,6 +2796,9 @@
           </w:p>
         </w:tc>
         <w:tc>
+          <w:tcPr>
+            <w:tcW w:type="dxa" w:w="1560"/>
+          </w:tcPr>
           <w:p>
             <w:pPr>
               <w:pStyle w:val="Compact"/>
@@ -2651,6 +2810,9 @@
           </w:p>
         </w:tc>
         <w:tc>
+          <w:tcPr>
+            <w:tcW w:type="dxa" w:w="1560"/>
+          </w:tcPr>
           <w:p>
             <w:pPr>
               <w:pStyle w:val="Compact"/>
@@ -2662,6 +2824,9 @@
           </w:p>
         </w:tc>
         <w:tc>
+          <w:tcPr>
+            <w:tcW w:type="dxa" w:w="1560"/>
+          </w:tcPr>
           <w:p>
             <w:pPr>
               <w:pStyle w:val="Compact"/>
@@ -2675,6 +2840,9 @@
       </w:tr>
       <w:tr>
         <w:tc>
+          <w:tcPr>
+            <w:tcW w:type="dxa" w:w="1560"/>
+          </w:tcPr>
           <w:p>
             <w:pPr>
               <w:pStyle w:val="Compact"/>
@@ -2683,18 +2851,12 @@
             <w:r>
               <w:t xml:space="preserve">Store-brand salsa</w:t>
             </w:r>
-            <w:r>
-              <w:t xml:space="preserve"> </w:t>
-            </w:r>
-            <w:r>
-              <w:rPr>
-                <w:rStyle w:val="TeacherNote"/>
-              </w:rPr>
-              <w:t xml:space="preserve">[update from this week’s circular]</w:t>
-            </w:r>
-          </w:p>
-        </w:tc>
-        <w:tc>
+          </w:p>
+        </w:tc>
+        <w:tc>
+          <w:tcPr>
+            <w:tcW w:type="dxa" w:w="1560"/>
+          </w:tcPr>
           <w:p>
             <w:pPr>
               <w:pStyle w:val="Compact"/>
@@ -2706,6 +2868,9 @@
           </w:p>
         </w:tc>
         <w:tc>
+          <w:tcPr>
+            <w:tcW w:type="dxa" w:w="1560"/>
+          </w:tcPr>
           <w:p>
             <w:pPr>
               <w:pStyle w:val="Compact"/>
@@ -2717,6 +2882,9 @@
           </w:p>
         </w:tc>
         <w:tc>
+          <w:tcPr>
+            <w:tcW w:type="dxa" w:w="1560"/>
+          </w:tcPr>
           <w:p>
             <w:pPr>
               <w:pStyle w:val="Compact"/>
@@ -2728,6 +2896,9 @@
           </w:p>
         </w:tc>
         <w:tc>
+          <w:tcPr>
+            <w:tcW w:type="dxa" w:w="1560"/>
+          </w:tcPr>
           <w:p>
             <w:pPr>
               <w:pStyle w:val="Compact"/>
@@ -2739,6 +2910,9 @@
           </w:p>
         </w:tc>
         <w:tc>
+          <w:tcPr>
+            <w:tcW w:type="dxa" w:w="1560"/>
+          </w:tcPr>
           <w:p>
             <w:pPr>
               <w:pStyle w:val="Compact"/>
@@ -2752,6 +2926,9 @@
       </w:tr>
       <w:tr>
         <w:tc>
+          <w:tcPr>
+            <w:tcW w:type="dxa" w:w="1560"/>
+          </w:tcPr>
           <w:p>
             <w:pPr>
               <w:pStyle w:val="Compact"/>
@@ -2760,18 +2937,12 @@
             <w:r>
               <w:t xml:space="preserve">Sour cream</w:t>
             </w:r>
-            <w:r>
-              <w:t xml:space="preserve"> </w:t>
-            </w:r>
-            <w:r>
-              <w:rPr>
-                <w:rStyle w:val="TeacherNote"/>
-              </w:rPr>
-              <w:t xml:space="preserve">[update from this week’s circular]</w:t>
-            </w:r>
-          </w:p>
-        </w:tc>
-        <w:tc>
+          </w:p>
+        </w:tc>
+        <w:tc>
+          <w:tcPr>
+            <w:tcW w:type="dxa" w:w="1560"/>
+          </w:tcPr>
           <w:p>
             <w:pPr>
               <w:pStyle w:val="Compact"/>
@@ -2783,6 +2954,9 @@
           </w:p>
         </w:tc>
         <w:tc>
+          <w:tcPr>
+            <w:tcW w:type="dxa" w:w="1560"/>
+          </w:tcPr>
           <w:p>
             <w:pPr>
               <w:pStyle w:val="Compact"/>
@@ -2794,6 +2968,9 @@
           </w:p>
         </w:tc>
         <w:tc>
+          <w:tcPr>
+            <w:tcW w:type="dxa" w:w="1560"/>
+          </w:tcPr>
           <w:p>
             <w:pPr>
               <w:pStyle w:val="Compact"/>
@@ -2805,6 +2982,9 @@
           </w:p>
         </w:tc>
         <w:tc>
+          <w:tcPr>
+            <w:tcW w:type="dxa" w:w="1560"/>
+          </w:tcPr>
           <w:p>
             <w:pPr>
               <w:pStyle w:val="Compact"/>
@@ -2816,6 +2996,9 @@
           </w:p>
         </w:tc>
         <w:tc>
+          <w:tcPr>
+            <w:tcW w:type="dxa" w:w="1560"/>
+          </w:tcPr>
           <w:p>
             <w:pPr>
               <w:pStyle w:val="Compact"/>
@@ -2829,6 +3012,9 @@
       </w:tr>
       <w:tr>
         <w:tc>
+          <w:tcPr>
+            <w:tcW w:type="dxa" w:w="1560"/>
+          </w:tcPr>
           <w:p>
             <w:pPr>
               <w:pStyle w:val="Compact"/>
@@ -2840,9 +3026,15 @@
           </w:p>
         </w:tc>
         <w:tc>
+          <w:tcPr>
+            <w:tcW w:type="dxa" w:w="1560"/>
+          </w:tcPr>
           <w:p/>
         </w:tc>
         <w:tc>
+          <w:tcPr>
+            <w:tcW w:type="dxa" w:w="1560"/>
+          </w:tcPr>
           <w:p>
             <w:pPr>
               <w:pStyle w:val="Compact"/>
@@ -2854,6 +3046,9 @@
           </w:p>
         </w:tc>
         <w:tc>
+          <w:tcPr>
+            <w:tcW w:type="dxa" w:w="1560"/>
+          </w:tcPr>
           <w:p>
             <w:pPr>
               <w:pStyle w:val="Compact"/>
@@ -2865,9 +3060,15 @@
           </w:p>
         </w:tc>
         <w:tc>
+          <w:tcPr>
+            <w:tcW w:type="dxa" w:w="1560"/>
+          </w:tcPr>
           <w:p/>
         </w:tc>
         <w:tc>
+          <w:tcPr>
+            <w:tcW w:type="dxa" w:w="1560"/>
+          </w:tcPr>
           <w:p>
             <w:pPr>
               <w:pStyle w:val="Compact"/>
@@ -2901,9 +3102,9 @@
       <w:pPr>
         <w:pStyle w:val="Heading3"/>
       </w:pPr>
-      <w:bookmarkStart w:id="39" w:name="the-rooms-rules-2"/>
-      <w:r>
-        <w:t xml:space="preserve">2. The room’s rules</w:t>
+      <w:bookmarkStart w:id="39" w:name="the-rooms-rules-card-3"/>
+      <w:r>
+        <w:t xml:space="preserve">2. The room’s rules (Card 3)</w:t>
       </w:r>
       <w:bookmarkEnd w:id="39"/>
     </w:p>
@@ -2919,9 +3120,9 @@
       <w:pPr>
         <w:pStyle w:val="Heading3"/>
       </w:pPr>
-      <w:bookmarkStart w:id="40" w:name="steps-2"/>
-      <w:r>
-        <w:t xml:space="preserve">3. Steps</w:t>
+      <w:bookmarkStart w:id="40" w:name="steps-card-3"/>
+      <w:r>
+        <w:t xml:space="preserve">3. Steps (Card 3)</w:t>
       </w:r>
       <w:bookmarkEnd w:id="40"/>
     </w:p>
@@ -3049,9 +3250,9 @@
       <w:pPr>
         <w:pStyle w:val="Heading3"/>
       </w:pPr>
-      <w:bookmarkStart w:id="41" w:name="roles-2"/>
-      <w:r>
-        <w:t xml:space="preserve">4. Roles</w:t>
+      <w:bookmarkStart w:id="41" w:name="roles-card-3"/>
+      <w:r>
+        <w:t xml:space="preserve">4. Roles (Card 3)</w:t>
       </w:r>
       <w:bookmarkEnd w:id="41"/>
     </w:p>
@@ -3067,9 +3268,9 @@
       <w:pPr>
         <w:pStyle w:val="Heading3"/>
       </w:pPr>
-      <w:bookmarkStart w:id="42" w:name="flowchart-2"/>
-      <w:r>
-        <w:t xml:space="preserve">5. Flowchart</w:t>
+      <w:bookmarkStart w:id="42" w:name="flowchart-card-3"/>
+      <w:r>
+        <w:t xml:space="preserve">5. Flowchart (Card 3)</w:t>
       </w:r>
       <w:bookmarkEnd w:id="42"/>
     </w:p>
@@ -3296,9 +3497,9 @@
       <w:pPr>
         <w:pStyle w:val="Heading3"/>
       </w:pPr>
-      <w:bookmarkStart w:id="43" w:name="safety-reminders-2"/>
-      <w:r>
-        <w:t xml:space="preserve">6. Safety reminders</w:t>
+      <w:bookmarkStart w:id="43" w:name="safety-reminders-card-3"/>
+      <w:r>
+        <w:t xml:space="preserve">6. Safety reminders (Card 3)</w:t>
       </w:r>
       <w:bookmarkEnd w:id="43"/>
     </w:p>
@@ -3342,9 +3543,9 @@
       <w:pPr>
         <w:pStyle w:val="Heading3"/>
       </w:pPr>
-      <w:bookmarkStart w:id="44" w:name="what-does-done-look-like-2"/>
-      <w:r>
-        <w:t xml:space="preserve">7. What does done look like?</w:t>
+      <w:bookmarkStart w:id="44" w:name="what-does-done-look-like-card-3"/>
+      <w:r>
+        <w:t xml:space="preserve">7. What does done look like? (Card 3)</w:t>
       </w:r>
       <w:bookmarkEnd w:id="44"/>
     </w:p>
@@ -3653,31 +3854,13 @@
       <w:r>
         <w:t xml:space="preserve">One period with one station on each fallback: $42.02. Three stations on the quesadillas: $52.92. Cap per period: $60. Multiply by the number of periods taught.</w:t>
       </w:r>
-      <w:r>
-        <w:t xml:space="preserve"> </w:t>
-      </w:r>
-      <w:r>
-        <w:rPr>
-          <w:rStyle w:val="TeacherNote"/>
-        </w:rPr>
-        <w:t xml:space="preserve">[Sal: every price above is marked to be updated from this week’s circular; the store-brand swap idea and price level are from your King Kullen shopping list, March 2026.]</w:t>
-      </w:r>
     </w:p>
     <w:p>
       <w:pPr>
         <w:pStyle w:val="BodyText"/>
       </w:pPr>
       <w:r>
-        <w:t xml:space="preserve">No-kitchen version (Lesson 1.20 alternative), one station: bagged salad greens (12 oz, $2.99), canned black beans (15.5 oz, $1.19), shredded cheese (8 oz, $2.49), bottled dressing (16 oz, $2.29), fajita tortillas (20 count, $3.49) for a cold wrap: about $12.45 per station</w:t>
-      </w:r>
-      <w:r>
-        <w:t xml:space="preserve"> </w:t>
-      </w:r>
-      <w:r>
-        <w:rPr>
-          <w:rStyle w:val="TeacherNote"/>
-        </w:rPr>
-        <w:t xml:space="preserve">[update from this week’s circular].</w:t>
+        <w:t xml:space="preserve">No-kitchen version (Lesson 1.20 alternative), one station: bagged salad greens (12 oz, $2.99), canned black beans (15.5 oz, $1.19), shredded cheese (8 oz, $2.49), bottled dressing (16 oz, $2.29), fajita tortillas (20 count, $3.49) for a cold wrap: about $12.45 per station.</w:t>
       </w:r>
     </w:p>
     <w:sectPr>
